--- a/Demo Dokumente/Demo-Runbook-Purview-UseCases.docx
+++ b/Demo Dokumente/Demo-Runbook-Purview-UseCases.docx
@@ -48,7 +48,7 @@
           <w:sz w:val="20"/>
           <w:szCs w:val="20"/>
         </w:rPr>
-        <w:t xml:space="preserve">Grundlage: UseCaseKontext.md · UseCase-Matrix-Label-Freigaben-RMS.md · UseCase-Matrix-M365-DLP-Demos.md</w:t>
+        <w:t>Grundlage: UseCaseKontext.md · UseCase-Matrix-Label-Freigaben-RMS.md · UseCase-Matrix-M365-DLP-Demos.md · Testkonten.md (maßgeblich sind die Markdown-Dateien)</w:t>
       </w:r>
     </w:p>
     <w:p>
@@ -63,7 +63,7 @@
           <w:sz w:val="20"/>
           <w:szCs w:val="20"/>
         </w:rPr>
-        <w:t xml:space="preserve">Tenant-Inventur und Gruppenmitglieder vom 2026-08-28</w:t>
+        <w:t>Tenant M365DS559840 · Testkonten und Gruppenmitglieder laut UseCases/Testkonten.md (Stand 2026-08-28, vor dem Test bestätigen) · überarbeitet am 2026-09-27</w:t>
       </w:r>
     </w:p>
     <w:p>
@@ -119,7 +119,7 @@
           <w:sz w:val="20"/>
           <w:szCs w:val="20"/>
         </w:rPr>
-        <w:t xml:space="preserve">Vor Beginn: Prüfen, dass Finance Team und Legal Team im Tenant weiterhin als Verteilergruppen geführt werden, während die Publishing Policies aktuell ModernGroupLocation referenzieren (siehe UseCaseKontext.md, Abschnitt 2 und Abschnitt 6, Punkt 1). Dies kann dazu führen, dass Legal- bzw. Finance-Standardlabels im Client nicht wie erwartet erscheinen — vor der Demo mit einem Pilotkonto bestätigen.</w:t>
+        <w:t>Vor Beginn: Prüfen, dass die DLP-Policies auf „Enable“ stehen (neue Policies starten im Modus TestWithNotifications und blockieren dann noch nicht), dass keine Team-Publishing-Policy mehr „ExchangeLocation All“ hat und dass die Gruppenmitgliedschaften laut Testkonten.md stimmen.</w:t>
       </w:r>
     </w:p>
     <w:p>
@@ -265,7 +265,7 @@
                 <w:sz w:val="19"/>
                 <w:szCs w:val="19"/>
               </w:rPr>
-              <w:t xml:space="preserve">ChristieC@M365DS410216.OnMicrosoft.com</w:t>
+              <w:t>ChristieC@M365DS559840.OnMicrosoft.com</w:t>
             </w:r>
           </w:p>
         </w:tc>
@@ -326,7 +326,7 @@
                 <w:sz w:val="19"/>
                 <w:szCs w:val="19"/>
               </w:rPr>
-              <w:t xml:space="preserve">DebraB@M365DS410216.OnMicrosoft.com</w:t>
+              <w:t>DebraB@M365DS559840.OnMicrosoft.com</w:t>
             </w:r>
           </w:p>
         </w:tc>
@@ -350,56 +350,60 @@
         <w:tc>
           <w:tcPr>
             <w:tcW w:type="dxa" w:w="2200"/>
-          </w:tcPr>
-          <w:p>
-            <w:r>
-              <w:rPr>
-                <w:sz w:val="19"/>
-                <w:szCs w:val="19"/>
-              </w:rPr>
-              <w:t xml:space="preserve">Legal-Pilot</w:t>
+            <w:shd w:fill="F5F7F8" w:val="clear"/>
+          </w:tcPr>
+          <w:p>
+            <w:r>
+              <w:rPr>
+                <w:sz w:val="19"/>
+                <w:szCs w:val="19"/>
+              </w:rPr>
+              <w:t>Finance-Pilot ohne Leadership</w:t>
             </w:r>
           </w:p>
         </w:tc>
         <w:tc>
           <w:tcPr>
             <w:tcW w:type="dxa" w:w="2300"/>
-          </w:tcPr>
-          <w:p>
-            <w:r>
-              <w:rPr>
-                <w:sz w:val="19"/>
-                <w:szCs w:val="19"/>
-              </w:rPr>
-              <w:t xml:space="preserve">Grady Archie</w:t>
+            <w:shd w:fill="F5F7F8" w:val="clear"/>
+          </w:tcPr>
+          <w:p>
+            <w:r>
+              <w:rPr>
+                <w:sz w:val="19"/>
+                <w:szCs w:val="19"/>
+              </w:rPr>
+              <w:t>Pradeep Gupta</w:t>
             </w:r>
           </w:p>
         </w:tc>
         <w:tc>
           <w:tcPr>
             <w:tcW w:type="dxa" w:w="3500"/>
-          </w:tcPr>
-          <w:p>
-            <w:r>
-              <w:rPr>
-                <w:sz w:val="19"/>
-                <w:szCs w:val="19"/>
-              </w:rPr>
-              <w:t xml:space="preserve">GradyA@M365DS410216.OnMicrosoft.com</w:t>
+            <w:shd w:fill="F5F7F8" w:val="clear"/>
+          </w:tcPr>
+          <w:p>
+            <w:r>
+              <w:rPr>
+                <w:sz w:val="19"/>
+                <w:szCs w:val="19"/>
+              </w:rPr>
+              <w:t>PradeepG@M365DS559840.OnMicrosoft.com</w:t>
             </w:r>
           </w:p>
         </w:tc>
         <w:tc>
           <w:tcPr>
             <w:tcW w:type="dxa" w:w="1350"/>
-          </w:tcPr>
-          <w:p>
-            <w:r>
-              <w:rPr>
-                <w:sz w:val="19"/>
-                <w:szCs w:val="19"/>
-              </w:rPr>
-              <w:t xml:space="preserve">Legal Team</w:t>
+            <w:shd w:fill="F5F7F8" w:val="clear"/>
+          </w:tcPr>
+          <w:p>
+            <w:r>
+              <w:rPr>
+                <w:sz w:val="19"/>
+                <w:szCs w:val="19"/>
+              </w:rPr>
+              <w:t>Finance Team</w:t>
             </w:r>
           </w:p>
         </w:tc>
@@ -408,6 +412,64 @@
         <w:tc>
           <w:tcPr>
             <w:tcW w:type="dxa" w:w="2200"/>
+          </w:tcPr>
+          <w:p>
+            <w:r>
+              <w:rPr>
+                <w:sz w:val="19"/>
+                <w:szCs w:val="19"/>
+              </w:rPr>
+              <w:t xml:space="preserve">Legal-Pilot</w:t>
+            </w:r>
+          </w:p>
+        </w:tc>
+        <w:tc>
+          <w:tcPr>
+            <w:tcW w:type="dxa" w:w="2300"/>
+          </w:tcPr>
+          <w:p>
+            <w:r>
+              <w:rPr>
+                <w:sz w:val="19"/>
+                <w:szCs w:val="19"/>
+              </w:rPr>
+              <w:t xml:space="preserve">Grady Archie</w:t>
+            </w:r>
+          </w:p>
+        </w:tc>
+        <w:tc>
+          <w:tcPr>
+            <w:tcW w:type="dxa" w:w="3500"/>
+          </w:tcPr>
+          <w:p>
+            <w:r>
+              <w:rPr>
+                <w:sz w:val="19"/>
+                <w:szCs w:val="19"/>
+              </w:rPr>
+              <w:t>GradyA@M365DS559840.OnMicrosoft.com</w:t>
+            </w:r>
+          </w:p>
+        </w:tc>
+        <w:tc>
+          <w:tcPr>
+            <w:tcW w:type="dxa" w:w="1350"/>
+          </w:tcPr>
+          <w:p>
+            <w:r>
+              <w:rPr>
+                <w:sz w:val="19"/>
+                <w:szCs w:val="19"/>
+              </w:rPr>
+              <w:t xml:space="preserve">Legal Team</w:t>
+            </w:r>
+          </w:p>
+        </w:tc>
+      </w:tr>
+      <w:tr>
+        <w:tc>
+          <w:tcPr>
+            <w:tcW w:type="dxa" w:w="2200"/>
             <w:shd w:fill="F5F7F8" w:val="clear"/>
           </w:tcPr>
           <w:p>
@@ -446,7 +508,7 @@
                 <w:sz w:val="19"/>
                 <w:szCs w:val="19"/>
               </w:rPr>
-              <w:t xml:space="preserve">AlexW@M365DS410216.OnMicrosoft.com</w:t>
+              <w:t>AlexW@M365DS559840.OnMicrosoft.com</w:t>
             </w:r>
           </w:p>
         </w:tc>
@@ -505,7 +567,7 @@
                 <w:sz w:val="19"/>
                 <w:szCs w:val="19"/>
               </w:rPr>
-              <w:t xml:space="preserve">admin@M365DS410216.onmicrosoft.com</w:t>
+              <w:t>admin@M365DS559840.onmicrosoft.com</w:t>
             </w:r>
           </w:p>
         </w:tc>
@@ -834,7 +896,7 @@
         <w:spacing w:after="60"/>
       </w:pPr>
       <w:r>
-        <w:t xml:space="preserve">Passendes künstliches Testdokument aus dem Ordner „Demo-Testdokumente“ öffnen (nicht neu mit echten Daten befüllen).</w:t>
+        <w:t>Passendes künstliches Testdokument aus dem Ordner „Demo Dokumente“ öffnen (nicht neu mit echten Daten befüllen).</w:t>
       </w:r>
     </w:p>
     <w:p>
@@ -999,7 +1061,7 @@
                 <w:sz w:val="19"/>
                 <w:szCs w:val="19"/>
               </w:rPr>
-              <w:t xml:space="preserve">ChristieC@M365DS410216.OnMicrosoft.com</w:t>
+              <w:t>ChristieC@M365DS559840.OnMicrosoft.com</w:t>
             </w:r>
           </w:p>
         </w:tc>
@@ -1071,20 +1133,20 @@
         <w:spacing w:after="60"/>
       </w:pPr>
       <w:r>
-        <w:t xml:space="preserve">Mit ChristieC@M365DS410216.OnMicrosoft.com anmelden.</w:t>
-      </w:r>
-    </w:p>
-    <w:p>
-      <w:pPr>
-        <w:pStyle w:val="ListParagraph"/>
-        <w:numPr>
-          <w:ilvl w:val="0"/>
-          <w:numId w:val="3"/>
-        </w:numPr>
-        <w:spacing w:after="60"/>
-      </w:pPr>
-      <w:r>
-        <w:t xml:space="preserve">Prüfen, welche produktiven Labels im Office-Client angezeigt werden.</w:t>
+        <w:t>Mit ChristieC@M365DS559840.OnMicrosoft.com anmelden.</w:t>
+      </w:r>
+    </w:p>
+    <w:p>
+      <w:pPr>
+        <w:pStyle w:val="ListParagraph"/>
+        <w:numPr>
+          <w:ilvl w:val="0"/>
+          <w:numId w:val="3"/>
+        </w:numPr>
+        <w:spacing w:after="60"/>
+      </w:pPr>
+      <w:r>
+        <w:t>Prüfen, welche produktiven Labels im Office-Client angezeigt werden (erwartet: 6 allgemeine Labels, keine Fachbereichslabels).</w:t>
       </w:r>
     </w:p>
     <w:p>
@@ -1324,7 +1386,7 @@
                 <w:sz w:val="19"/>
                 <w:szCs w:val="19"/>
               </w:rPr>
-              <w:t xml:space="preserve">ChristieC@M365DS410216.OnMicrosoft.com</w:t>
+              <w:t>ChristieC@M365DS559840.OnMicrosoft.com</w:t>
             </w:r>
           </w:p>
         </w:tc>
@@ -1559,7 +1621,7 @@
                 <w:sz w:val="19"/>
                 <w:szCs w:val="19"/>
               </w:rPr>
-              <w:t xml:space="preserve">ChristieC@M365DS410216.OnMicrosoft.com</w:t>
+              <w:t>ChristieC@M365DS559840.OnMicrosoft.com</w:t>
             </w:r>
           </w:p>
         </w:tc>
@@ -1682,7 +1744,7 @@
         <w:spacing w:after="60"/>
       </w:pPr>
       <w:r>
-        <w:t xml:space="preserve">RMS-Verschlüsselung mit „Confidential \\ All Employees“, Policy-Tip-Dialog, weitere Policy-Verarbeitung stoppt.</w:t>
+        <w:t>Verschlüsselung mit der Vorlage „Encrypt“ (der externe Empfänger kann lesen), Policy-Tip-Dialog, weitere Policy-Verarbeitung stoppt.</w:t>
       </w:r>
     </w:p>
     <w:p>
@@ -1832,7 +1894,7 @@
                 <w:sz w:val="19"/>
                 <w:szCs w:val="19"/>
               </w:rPr>
-              <w:t xml:space="preserve">ChristieC@M365DS410216.OnMicrosoft.com</w:t>
+              <w:t>ChristieC@M365DS559840.OnMicrosoft.com</w:t>
             </w:r>
           </w:p>
         </w:tc>
@@ -1955,7 +2017,7 @@
         <w:spacing w:after="60"/>
       </w:pPr>
       <w:r>
-        <w:t xml:space="preserve">Portalzugriff, Alert und Policy Tip; weitere Verarbeitung stoppt.</w:t>
+        <w:t>Alert und Policy Tip der Proton-Regel; danach greift je nach Label zusätzlich die Verschlüsselung (General-Intern) bzw. Blockierung (Confidential-Intern, Strictly-Confidential-Intern).</w:t>
       </w:r>
     </w:p>
     <w:p>
@@ -2119,7 +2181,7 @@
                 <w:sz w:val="19"/>
                 <w:szCs w:val="19"/>
               </w:rPr>
-              <w:t xml:space="preserve">DebraB@M365DS410216.OnMicrosoft.com</w:t>
+              <w:t>DebraB@M365DS559840.OnMicrosoft.com</w:t>
             </w:r>
           </w:p>
         </w:tc>
@@ -2191,7 +2253,7 @@
         <w:spacing w:after="60"/>
       </w:pPr>
       <w:r>
-        <w:t xml:space="preserve">Mit DebraB@M365DS410216.OnMicrosoft.com anmelden.</w:t>
+        <w:t>Mit DebraB@M365DS559840.OnMicrosoft.com anmelden.</w:t>
       </w:r>
     </w:p>
     <w:p>
@@ -2269,7 +2331,7 @@
         <w:spacing w:after="60"/>
       </w:pPr>
       <w:r>
-        <w:t xml:space="preserve">Prüfen, ob die Publishing Policy für Finance technisch auf die Verteilergruppe FinanceTeam@M365DS410216.onmicrosoft.com angewendet werden kann.</w:t>
+        <w:t>Prüfen, dass die Publishing Policy für Finance auf die Verteilergruppe Finance Team eingeschränkt ist (keine ExchangeLocation All).</w:t>
       </w:r>
     </w:p>
     <w:p>
@@ -2307,7 +2369,7 @@
         <w:spacing w:after="60"/>
       </w:pPr>
       <w:r>
-        <w:t xml:space="preserve">Leadership: Öffnen erlaubt, Bearbeiten/Export laut Definition nicht vorgesehen.</w:t>
+        <w:t>Leadership: Öffnen und Bearbeiten erlaubt (Co-Author); Berechtigungen ändern nicht möglich.</w:t>
       </w:r>
     </w:p>
     <w:p>
@@ -2367,7 +2429,7 @@
         <w:spacing w:after="120" w:before="280"/>
       </w:pPr>
       <w:r>
-        <w:t xml:space="preserve">3.2 Confidential-Finance nach Google Drive hochladen</w:t>
+        <w:t>3.2 Confidential-Finance in eingeschränkte Cloud-App hochladen (Endpoint)</w:t>
       </w:r>
     </w:p>
     <w:p>
@@ -2483,7 +2545,7 @@
                 <w:sz w:val="19"/>
                 <w:szCs w:val="19"/>
               </w:rPr>
-              <w:t xml:space="preserve">DebraB@M365DS410216.OnMicrosoft.com</w:t>
+              <w:t>DebraB@M365DS559840.OnMicrosoft.com</w:t>
             </w:r>
           </w:p>
         </w:tc>
@@ -2568,7 +2630,7 @@
         <w:spacing w:after="60"/>
       </w:pPr>
       <w:r>
-        <w:t xml:space="preserve">DLP-Demo-Finance-01.docx nach Google Drive hochladen.</w:t>
+        <w:t>Auf einem für Endpoint DLP onboardeten Gerät DLP-Demo-Finance-01.docx nach Google Drive hochladen (als eingeschränkte Dienstdomäne hinterlegt).</w:t>
       </w:r>
     </w:p>
     <w:p>
@@ -2606,7 +2668,7 @@
         <w:spacing w:after="60"/>
       </w:pPr>
       <w:r>
-        <w:t xml:space="preserve">Confidential-Finance-Upload wird blockiert (Portalzugriff, Policy Tip); Public-Upload wird nicht durch die sensible Labelregel erfasst.</w:t>
+        <w:t>Confidential-Finance-Upload wird blockiert (Upload-Sperre CloudEgress), Alert; Public-Upload wird nicht erfasst. Hinweis: Die Google-Workspace-Regel ist optional und wurde vom Tenant abgelehnt; die Kontrolle erfolgt über Endpoint DLP.</w:t>
       </w:r>
     </w:p>
     <w:p>
@@ -2631,7 +2693,7 @@
         <w:spacing w:after="60"/>
       </w:pPr>
       <w:r>
-        <w:t xml:space="preserve">Block upload to google drive (Google Workspace)</w:t>
+        <w:t>Sensitiv data block upload to restricted cloud apps (Endpoint)</w:t>
       </w:r>
     </w:p>
     <w:p>
@@ -2770,7 +2832,7 @@
                 <w:sz w:val="19"/>
                 <w:szCs w:val="19"/>
               </w:rPr>
-              <w:t xml:space="preserve">GradyA@M365DS410216.OnMicrosoft.com</w:t>
+              <w:t>GradyA@M365DS559840.OnMicrosoft.com</w:t>
             </w:r>
           </w:p>
         </w:tc>
@@ -2842,7 +2904,7 @@
         <w:spacing w:after="60"/>
       </w:pPr>
       <w:r>
-        <w:t xml:space="preserve">Mit GradyA@M365DS410216.OnMicrosoft.com anmelden.</w:t>
+        <w:t>Mit GradyA@M365DS559840.OnMicrosoft.com anmelden.</w:t>
       </w:r>
     </w:p>
     <w:p>
@@ -2894,20 +2956,20 @@
         <w:spacing w:after="60"/>
       </w:pPr>
       <w:r>
-        <w:t xml:space="preserve">Als Alex Wilber öffnen und Bearbeiten/Export versuchen.</w:t>
-      </w:r>
-    </w:p>
-    <w:p>
-      <w:pPr>
-        <w:pStyle w:val="ListParagraph"/>
-        <w:numPr>
-          <w:ilvl w:val="0"/>
-          <w:numId w:val="3"/>
-        </w:numPr>
-        <w:spacing w:after="60"/>
-      </w:pPr>
-      <w:r>
-        <w:t xml:space="preserve">Als Debra Berger (Finance) öffnen versuchen.</w:t>
+        <w:t>Als Alex Wilber öffnen und bearbeiten; danach versuchen, die Berechtigungen zu ändern.</w:t>
+      </w:r>
+    </w:p>
+    <w:p>
+      <w:pPr>
+        <w:pStyle w:val="ListParagraph"/>
+        <w:numPr>
+          <w:ilvl w:val="0"/>
+          <w:numId w:val="3"/>
+        </w:numPr>
+        <w:spacing w:after="60"/>
+      </w:pPr>
+      <w:r>
+        <w:t>Als Pradeep Gupta (Finance, nicht Leadership) öffnen versuchen. Nicht Debra Berger verwenden: sie ist Mitglied von Leadership und hat Co-Author-Rechte.</w:t>
       </w:r>
     </w:p>
     <w:p>
@@ -2971,20 +3033,20 @@
         <w:spacing w:after="60"/>
       </w:pPr>
       <w:r>
-        <w:t xml:space="preserve">Leadership: nur Öffnen/Lesen.</w:t>
-      </w:r>
-    </w:p>
-    <w:p>
-      <w:pPr>
-        <w:pStyle w:val="ListParagraph"/>
-        <w:numPr>
-          <w:ilvl w:val="0"/>
-          <w:numId w:val="2"/>
-        </w:numPr>
-        <w:spacing w:after="60"/>
-      </w:pPr>
-      <w:r>
-        <w:t xml:space="preserve">Finance Team/andere: kein Zugriff.</w:t>
+        <w:t>Leadership: Öffnen und Bearbeiten (Co-Author), keine Änderung der Berechtigungen.</w:t>
+      </w:r>
+    </w:p>
+    <w:p>
+      <w:pPr>
+        <w:pStyle w:val="ListParagraph"/>
+        <w:numPr>
+          <w:ilvl w:val="0"/>
+          <w:numId w:val="2"/>
+        </w:numPr>
+        <w:spacing w:after="60"/>
+      </w:pPr>
+      <w:r>
+        <w:t>Finance Team ohne Leadership (z. B. Pradeep Gupta) und andere: kein Zugriff.</w:t>
       </w:r>
     </w:p>
     <w:p>
@@ -3031,7 +3093,7 @@
         <w:spacing w:after="120" w:before="280"/>
       </w:pPr>
       <w:r>
-        <w:t xml:space="preserve">4.2 Confidential-Legal nach Google Drive hochladen</w:t>
+        <w:t>4.2 Confidential-Legal in eingeschränkte Cloud-App hochladen (Endpoint)</w:t>
       </w:r>
     </w:p>
     <w:p>
@@ -3147,7 +3209,7 @@
                 <w:sz w:val="19"/>
                 <w:szCs w:val="19"/>
               </w:rPr>
-              <w:t xml:space="preserve">GradyA@M365DS410216.OnMicrosoft.com</w:t>
+              <w:t>GradyA@M365DS559840.OnMicrosoft.com</w:t>
             </w:r>
           </w:p>
         </w:tc>
@@ -3219,7 +3281,7 @@
         <w:spacing w:after="60"/>
       </w:pPr>
       <w:r>
-        <w:t xml:space="preserve">DLP-Demo-Legal-01.docx nach Google Drive hochladen.</w:t>
+        <w:t>Auf einem für Endpoint DLP onboardeten Gerät DLP-Demo-Legal-01.docx in eine eingeschränkte Cloud-App hochladen.</w:t>
       </w:r>
     </w:p>
     <w:p>
@@ -3269,7 +3331,7 @@
         <w:spacing w:after="60"/>
       </w:pPr>
       <w:r>
-        <w:t xml:space="preserve">Block upload to google drive (Google Workspace)</w:t>
+        <w:t>Sensitiv data block upload to restricted cloud apps (Endpoint)</w:t>
       </w:r>
     </w:p>
     <w:p>
@@ -3408,7 +3470,7 @@
                 <w:sz w:val="19"/>
                 <w:szCs w:val="19"/>
               </w:rPr>
-              <w:t xml:space="preserve">AlexW@M365DS410216.OnMicrosoft.com</w:t>
+              <w:t>AlexW@M365DS559840.OnMicrosoft.com</w:t>
             </w:r>
           </w:p>
         </w:tc>
@@ -3506,7 +3568,7 @@
         <w:spacing w:after="60"/>
       </w:pPr>
       <w:r>
-        <w:t xml:space="preserve">Mit AlexW@M365DS410216.OnMicrosoft.com anmelden.</w:t>
+        <w:t>Mit AlexW@M365DS559840.OnMicrosoft.com anmelden.</w:t>
       </w:r>
     </w:p>
     <w:p>
@@ -3532,7 +3594,7 @@
         <w:spacing w:after="60"/>
       </w:pPr>
       <w:r>
-        <w:t xml:space="preserve">Dokumente intern lesen und Bearbeiten versuchen (bei Legal/Finance kein Bearbeiten laut Definition erwartet).</w:t>
+        <w:t>Dokumente intern lesen und bearbeiten (bei Legal/Finance Co-Author: Bearbeiten ja, Berechtigungen ändern nein).</w:t>
       </w:r>
     </w:p>
     <w:p>
@@ -3596,7 +3658,7 @@
         <w:spacing w:after="60"/>
       </w:pPr>
       <w:r>
-        <w:t xml:space="preserve">Externe Freigaben lösen jeweils die passende DLP-Regel aus (Legal-Regel, No sharing outside org).</w:t>
+        <w:t>Externe Freigaben werden jeweils von der passenden DLP-Regel blockiert (Legal-Regel, No sharing outside org, Block strictly confidential intern sharing outside org).</w:t>
       </w:r>
     </w:p>
     <w:p>
@@ -3772,7 +3834,7 @@
                 <w:sz w:val="19"/>
                 <w:szCs w:val="19"/>
               </w:rPr>
-              <w:t xml:space="preserve">AlexW@M365DS410216.OnMicrosoft.com</w:t>
+              <w:t>AlexW@M365DS559840.OnMicrosoft.com</w:t>
             </w:r>
           </w:p>
         </w:tc>
@@ -3908,7 +3970,7 @@
         <w:spacing w:after="60"/>
       </w:pPr>
       <w:r>
-        <w:t xml:space="preserve">Nur Leadership erhält Zugriff (Vollzugriff); Offlinezugriff ist wegen OfflineAccessDays = 0 nicht vorgesehen.</w:t>
+        <w:t>Nur Leadership erhält Zugriff (Vollzugriff); Offlinezugriff ist wegen OfflineAccessDays = 0 nicht vorgesehen; externe Freigabe und externer Mailversand werden per DLP blockiert.</w:t>
       </w:r>
     </w:p>
     <w:p>
@@ -4033,7 +4095,7 @@
                 <w:sz w:val="19"/>
                 <w:szCs w:val="19"/>
               </w:rPr>
-              <w:t xml:space="preserve">AlexW@M365DS410216.OnMicrosoft.com</w:t>
+              <w:t>AlexW@M365DS559840.OnMicrosoft.com</w:t>
             </w:r>
           </w:p>
         </w:tc>
@@ -4215,7 +4277,7 @@
           <w:i/>
           <w:iCs/>
         </w:rPr>
-        <w:t xml:space="preserve">Ziel: Zeigen, dass die Copilot-Regel aktuell nur warnt, nicht blockiert (Demo G).</w:t>
+        <w:t>Ziel: Zeigen, dass Copilot sensible Inhalte nicht verarbeitet (Demo G).</w:t>
       </w:r>
     </w:p>
     <w:tbl>
@@ -4319,7 +4381,7 @@
                 <w:sz w:val="19"/>
                 <w:szCs w:val="19"/>
               </w:rPr>
-              <w:t xml:space="preserve">AlexW@M365DS410216.OnMicrosoft.com</w:t>
+              <w:t>AlexW@M365DS559840.OnMicrosoft.com</w:t>
             </w:r>
           </w:p>
         </w:tc>
@@ -4417,7 +4479,7 @@
         <w:spacing w:after="60"/>
       </w:pPr>
       <w:r>
-        <w:t xml:space="preserve">Dokumentieren, dass BlockAccess derzeit nicht gesetzt ist.</w:t>
+        <w:t>Dokumentieren, dass Copilot den Inhalt nicht verwendet.</w:t>
       </w:r>
     </w:p>
     <w:p>
@@ -4442,7 +4504,7 @@
         <w:spacing w:after="60"/>
       </w:pPr>
       <w:r>
-        <w:t xml:space="preserve">Portalzugriff und Alert gemäß aktueller Konfiguration; keine technische Blockierung.</w:t>
+        <w:t>Der Inhalt wird von der Copilot-Verarbeitung ausgeschlossen (RestrictAccess), Alert im Portal.</w:t>
       </w:r>
     </w:p>
     <w:p>
@@ -4506,20 +4568,20 @@
         <w:spacing w:after="60"/>
       </w:pPr>
       <w:r>
-        <w:t xml:space="preserve">Mit admin@M365DS410216.onmicrosoft.com im Purview-Portal anmelden.</w:t>
-      </w:r>
-    </w:p>
-    <w:p>
-      <w:pPr>
-        <w:pStyle w:val="ListParagraph"/>
-        <w:numPr>
-          <w:ilvl w:val="0"/>
-          <w:numId w:val="3"/>
-        </w:numPr>
-        <w:spacing w:after="60"/>
-      </w:pPr>
-      <w:r>
-        <w:t xml:space="preserve">Labels, Publishing Policies und DLP-Regeln kontrollieren; insbesondere ModernGroupLocation-Konfiguration für Finance/Legal.</w:t>
+        <w:t>Mit admin@M365DS559840.onmicrosoft.com im Purview-Portal anmelden.</w:t>
+      </w:r>
+    </w:p>
+    <w:p>
+      <w:pPr>
+        <w:pStyle w:val="ListParagraph"/>
+        <w:numPr>
+          <w:ilvl w:val="0"/>
+          <w:numId w:val="3"/>
+        </w:numPr>
+        <w:spacing w:after="60"/>
+      </w:pPr>
+      <w:r>
+        <w:t>Labels, Publishing Policies und DLP-Regeln kontrollieren; insbesondere, dass keine Team-Policy ExchangeLocation All hat und die DLP-Policies auf Enable stehen.</w:t>
       </w:r>
     </w:p>
     <w:p>
@@ -4748,7 +4810,7 @@
         <w:spacing w:after="60"/>
       </w:pPr>
       <w:r>
-        <w:t xml:space="preserve">Der Google-Drive-Test die erwartete DLP-Maßnahme erzeugt.</w:t>
+        <w:t>Der Endpoint-Upload in eine eingeschränkte App blockiert und die externe Weitergabe von Strictly-Confidential-Intern blockiert wird.</w:t>
       </w:r>
     </w:p>
     <w:p>
@@ -4825,20 +4887,20 @@
         <w:spacing w:after="60"/>
       </w:pPr>
       <w:r>
-        <w:t xml:space="preserve">Finance oder Legal weiterhin unbestätigt als ModernGroupLocation verwendet werden.</w:t>
-      </w:r>
-    </w:p>
-    <w:p>
-      <w:pPr>
-        <w:pStyle w:val="ListParagraph"/>
-        <w:numPr>
-          <w:ilvl w:val="0"/>
-          <w:numId w:val="2"/>
-        </w:numPr>
-        <w:spacing w:after="60"/>
-      </w:pPr>
-      <w:r>
-        <w:t xml:space="preserve">Copilot als „blockiert“ dokumentiert wird, obwohl nur Warnung/Portalzugriff konfiguriert ist.</w:t>
+        <w:t>Eine Team-Policy noch ExchangeLocation All hat oder ein Benutzer ohne Fachgruppe Fachbereichslabels auswählen kann.</w:t>
+      </w:r>
+    </w:p>
+    <w:p>
+      <w:pPr>
+        <w:pStyle w:val="ListParagraph"/>
+        <w:numPr>
+          <w:ilvl w:val="0"/>
+          <w:numId w:val="2"/>
+        </w:numPr>
+        <w:spacing w:after="60"/>
+      </w:pPr>
+      <w:r>
+        <w:t>Copilot sensible Inhalte trotz RestrictAccess verarbeitet.</w:t>
       </w:r>
     </w:p>
     <w:sectPr>

--- a/Demo Dokumente/Demo-Runbook-Purview-UseCases.docx
+++ b/Demo Dokumente/Demo-Runbook-Purview-UseCases.docx
@@ -341,7 +341,7 @@
                 <w:sz w:val="19"/>
                 <w:szCs w:val="19"/>
               </w:rPr>
-              <w:t xml:space="preserve">Finance Team, Leadership</w:t>
+              <w:t xml:space="preserve">Finance Team</w:t>
             </w:r>
           </w:p>
         </w:tc>
@@ -2195,7 +2195,7 @@
                 <w:sz w:val="19"/>
                 <w:szCs w:val="19"/>
               </w:rPr>
-              <w:t xml:space="preserve">Finance Team, Leadership</w:t>
+              <w:t xml:space="preserve">Finance Team</w:t>
             </w:r>
           </w:p>
         </w:tc>
@@ -2559,7 +2559,7 @@
                 <w:sz w:val="19"/>
                 <w:szCs w:val="19"/>
               </w:rPr>
-              <w:t xml:space="preserve">Finance Team, Leadership</w:t>
+              <w:t xml:space="preserve">Finance Team</w:t>
             </w:r>
           </w:p>
         </w:tc>
@@ -2969,7 +2969,7 @@
         <w:spacing w:after="60"/>
       </w:pPr>
       <w:r>
-        <w:t>Als Pradeep Gupta (Finance, nicht Leadership) öffnen versuchen. Nicht Debra Berger verwenden: sie ist Mitglied von Leadership und hat Co-Author-Rechte.</w:t>
+        <w:t>Als Pradeep Gupta (Finance, nicht Leadership) öffnen versuchen. Debra Berger ist ebenfalls nur im Finance Team und eignet sich genauso. Nicht Megan Bowen oder Lynne Robbins verwenden: sie sind Mitglied von Leadership und haben Co-Author-Rechte.</w:t>
       </w:r>
     </w:p>
     <w:p>
